--- a/public/docs/InformationPhysics_MCP_Guide_V46.docx
+++ b/public/docs/InformationPhysics_MCP_Guide_V46.docx
@@ -10360,7 +10360,2064 @@
           <w:sz w:val="28"/>
           <w:szCs w:val="28"/>
         </w:rPr>
-        <w:t xml:space="preserve">7.  Quick Reference</w:t>
+        <w:t xml:space="preserve">7.  Multi-Deployment Pattern (V4.6+)</w:t>
+      </w:r>
+    </w:p>
+    <w:tbl>
+      <w:tblPr>
+        <w:tblW w:type="dxa" w:w="9600"/>
+        <w:tblBorders>
+          <w:top w:val="single" w:color="auto" w:sz="4"/>
+          <w:left w:val="single" w:color="auto" w:sz="4"/>
+          <w:bottom w:val="single" w:color="auto" w:sz="4"/>
+          <w:right w:val="single" w:color="auto" w:sz="4"/>
+          <w:insideH w:val="single" w:color="auto" w:sz="4"/>
+          <w:insideV w:val="single" w:color="auto" w:sz="4"/>
+        </w:tblBorders>
+      </w:tblPr>
+      <w:tblGrid>
+        <w:gridCol w:w="9600"/>
+      </w:tblGrid>
+      <w:tr>
+        <w:tc>
+          <w:tcPr>
+            <w:tcW w:type="dxa" w:w="9600"/>
+            <w:tcBorders>
+              <w:top w:val="nil" w:color="FFFFFF" w:sz="1"/>
+              <w:left w:val="single" w:color="FB7185" w:sz="18"/>
+              <w:bottom w:val="nil" w:color="FFFFFF" w:sz="1"/>
+              <w:right w:val="nil" w:color="FFFFFF" w:sz="1"/>
+            </w:tcBorders>
+            <w:tcMar>
+              <w:top w:type="dxa" w:w="80"/>
+              <w:left w:type="dxa" w:w="240"/>
+              <w:bottom w:type="dxa" w:w="120"/>
+              <w:right w:type="dxa" w:w="100"/>
+            </w:tcMar>
+          </w:tcPr>
+          <w:p>
+            <w:pPr>
+              <w:spacing w:after="80" w:before="0" w:line="280"/>
+            </w:pPr>
+            <w:r>
+              <w:rPr>
+                <w:rFonts w:ascii="Calibri" w:cs="Calibri" w:eastAsia="Calibri" w:hAnsi="Calibri"/>
+                <w:b/>
+                <w:bCs/>
+                <w:color w:val="0F172A"/>
+                <w:sz w:val="22"/>
+                <w:szCs w:val="22"/>
+              </w:rPr>
+              <w:t xml:space="preserve">7.1  One MCP binary, many deployments</w:t>
+            </w:r>
+          </w:p>
+          <w:p>
+            <w:pPr>
+              <w:spacing w:after="60" w:before="60" w:line="280"/>
+              <w:jc w:val="left"/>
+            </w:pPr>
+            <w:r>
+              <w:rPr>
+                <w:rFonts w:ascii="Calibri" w:cs="Calibri" w:eastAsia="Calibri" w:hAnsi="Calibri"/>
+                <w:b w:val="false"/>
+                <w:bCs w:val="false"/>
+                <w:i w:val="false"/>
+                <w:iCs w:val="false"/>
+                <w:caps w:val="false"/>
+                <w:color w:val="0F172A"/>
+                <w:sz w:val="21"/>
+                <w:szCs w:val="21"/>
+              </w:rPr>
+              <w:t xml:space="preserve">The MCP server is a thin HTTP wrapper — it has no embedded state, no schema assumptions, no embedded credentials. The only things that change between deployments are the IP_API_URL it points at and the IP_TENANT_ID it identifies as. That means a single install of the MCP binary can be registered multiple times in claude_desktop_config.json, each pointing at a different deployment, and Claude Desktop sees each registration as an independent connector with its own 9-tool surface.</w:t>
+            </w:r>
+          </w:p>
+          <w:p>
+            <w:pPr>
+              <w:spacing w:after="60" w:before="60" w:line="280"/>
+              <w:jc w:val="left"/>
+            </w:pPr>
+            <w:r>
+              <w:rPr>
+                <w:rFonts w:ascii="Calibri" w:cs="Calibri" w:eastAsia="Calibri" w:hAnsi="Calibri"/>
+                <w:b w:val="false"/>
+                <w:bCs w:val="false"/>
+                <w:i w:val="false"/>
+                <w:iCs w:val="false"/>
+                <w:caps w:val="false"/>
+                <w:color w:val="0F172A"/>
+                <w:sz w:val="21"/>
+                <w:szCs w:val="21"/>
+              </w:rPr>
+              <w:t xml:space="preserve">This is the recommended pattern for any operator who works against more than one InformationPhysics deployment — production cloud + local Electron, multiple tenants, multiple environments (staging, prod, demo). All three flavors below coexist in the same Claude Desktop config; switching between them is just a matter of mentioning the connector name in the prompt.</w:t>
+            </w:r>
+          </w:p>
+        </w:tc>
+      </w:tr>
+    </w:tbl>
+    <w:tbl>
+      <w:tblPr>
+        <w:tblW w:type="dxa" w:w="9600"/>
+        <w:tblBorders>
+          <w:top w:val="single" w:color="auto" w:sz="4"/>
+          <w:left w:val="single" w:color="auto" w:sz="4"/>
+          <w:bottom w:val="single" w:color="auto" w:sz="4"/>
+          <w:right w:val="single" w:color="auto" w:sz="4"/>
+          <w:insideH w:val="single" w:color="auto" w:sz="4"/>
+          <w:insideV w:val="single" w:color="auto" w:sz="4"/>
+        </w:tblBorders>
+      </w:tblPr>
+      <w:tblGrid>
+        <w:gridCol w:w="9600"/>
+      </w:tblGrid>
+      <w:tr>
+        <w:tc>
+          <w:tcPr>
+            <w:tcW w:type="dxa" w:w="9600"/>
+            <w:tcBorders>
+              <w:top w:val="nil" w:color="FFFFFF" w:sz="1"/>
+              <w:left w:val="single" w:color="FB7185" w:sz="18"/>
+              <w:bottom w:val="nil" w:color="FFFFFF" w:sz="1"/>
+              <w:right w:val="nil" w:color="FFFFFF" w:sz="1"/>
+            </w:tcBorders>
+            <w:tcMar>
+              <w:top w:type="dxa" w:w="80"/>
+              <w:left w:type="dxa" w:w="240"/>
+              <w:bottom w:type="dxa" w:w="120"/>
+              <w:right w:type="dxa" w:w="100"/>
+            </w:tcMar>
+          </w:tcPr>
+          <w:p>
+            <w:pPr>
+              <w:spacing w:after="80" w:before="0" w:line="280"/>
+            </w:pPr>
+            <w:r>
+              <w:rPr>
+                <w:rFonts w:ascii="Calibri" w:cs="Calibri" w:eastAsia="Calibri" w:hAnsi="Calibri"/>
+                <w:b/>
+                <w:bCs/>
+                <w:color w:val="0F172A"/>
+                <w:sz w:val="22"/>
+                <w:szCs w:val="22"/>
+              </w:rPr>
+              <w:t xml:space="preserve">7.2  Three concrete flavors</w:t>
+            </w:r>
+          </w:p>
+          <w:tbl>
+            <w:tblPr>
+              <w:tblW w:type="dxa" w:w="9600"/>
+              <w:tblBorders>
+                <w:top w:val="single" w:color="auto" w:sz="4"/>
+                <w:left w:val="single" w:color="auto" w:sz="4"/>
+                <w:bottom w:val="single" w:color="auto" w:sz="4"/>
+                <w:right w:val="single" w:color="auto" w:sz="4"/>
+                <w:insideH w:val="single" w:color="auto" w:sz="4"/>
+                <w:insideV w:val="single" w:color="auto" w:sz="4"/>
+              </w:tblBorders>
+            </w:tblPr>
+            <w:tblGrid>
+              <w:gridCol w:w="3000"/>
+              <w:gridCol w:w="3500"/>
+              <w:gridCol w:w="3100"/>
+            </w:tblGrid>
+            <w:tr>
+              <w:trPr>
+                <w:tblHeader/>
+              </w:trPr>
+              <w:tc>
+                <w:tcPr>
+                  <w:tcW w:type="dxa" w:w="3000"/>
+                  <w:tcBorders>
+                    <w:top w:val="single" w:color="CBD5E1" w:sz="4"/>
+                    <w:left w:val="single" w:color="CBD5E1" w:sz="4"/>
+                    <w:bottom w:val="single" w:color="CBD5E1" w:sz="4"/>
+                    <w:right w:val="single" w:color="CBD5E1" w:sz="4"/>
+                  </w:tcBorders>
+                  <w:shd w:fill="0F3460" w:val="clear"/>
+                  <w:tcMar>
+                    <w:top w:type="dxa" w:w="80"/>
+                    <w:left w:type="dxa" w:w="120"/>
+                    <w:bottom w:type="dxa" w:w="80"/>
+                    <w:right w:type="dxa" w:w="120"/>
+                  </w:tcMar>
+                </w:tcPr>
+                <w:p>
+                  <w:pPr>
+                    <w:spacing w:after="0" w:before="0" w:line="260"/>
+                  </w:pPr>
+                  <w:r>
+                    <w:rPr>
+                      <w:rFonts w:ascii="Calibri" w:cs="Calibri" w:eastAsia="Calibri" w:hAnsi="Calibri"/>
+                      <w:b/>
+                      <w:bCs/>
+                      <w:color w:val="FFFFFF"/>
+                      <w:sz w:val="19"/>
+                      <w:szCs w:val="19"/>
+                    </w:rPr>
+                    <w:t xml:space="preserve">Flavor</w:t>
+                  </w:r>
+                </w:p>
+              </w:tc>
+              <w:tc>
+                <w:tcPr>
+                  <w:tcW w:type="dxa" w:w="3500"/>
+                  <w:tcBorders>
+                    <w:top w:val="single" w:color="CBD5E1" w:sz="4"/>
+                    <w:left w:val="single" w:color="CBD5E1" w:sz="4"/>
+                    <w:bottom w:val="single" w:color="CBD5E1" w:sz="4"/>
+                    <w:right w:val="single" w:color="CBD5E1" w:sz="4"/>
+                  </w:tcBorders>
+                  <w:shd w:fill="0F3460" w:val="clear"/>
+                  <w:tcMar>
+                    <w:top w:type="dxa" w:w="80"/>
+                    <w:left w:type="dxa" w:w="120"/>
+                    <w:bottom w:type="dxa" w:w="80"/>
+                    <w:right w:type="dxa" w:w="120"/>
+                  </w:tcMar>
+                </w:tcPr>
+                <w:p>
+                  <w:pPr>
+                    <w:spacing w:after="0" w:before="0" w:line="260"/>
+                  </w:pPr>
+                  <w:r>
+                    <w:rPr>
+                      <w:rFonts w:ascii="Calibri" w:cs="Calibri" w:eastAsia="Calibri" w:hAnsi="Calibri"/>
+                      <w:b/>
+                      <w:bCs/>
+                      <w:color w:val="FFFFFF"/>
+                      <w:sz w:val="19"/>
+                      <w:szCs w:val="19"/>
+                    </w:rPr>
+                    <w:t xml:space="preserve">Target</w:t>
+                  </w:r>
+                </w:p>
+              </w:tc>
+              <w:tc>
+                <w:tcPr>
+                  <w:tcW w:type="dxa" w:w="3100"/>
+                  <w:tcBorders>
+                    <w:top w:val="single" w:color="CBD5E1" w:sz="4"/>
+                    <w:left w:val="single" w:color="CBD5E1" w:sz="4"/>
+                    <w:bottom w:val="single" w:color="CBD5E1" w:sz="4"/>
+                    <w:right w:val="single" w:color="CBD5E1" w:sz="4"/>
+                  </w:tcBorders>
+                  <w:shd w:fill="0F3460" w:val="clear"/>
+                  <w:tcMar>
+                    <w:top w:type="dxa" w:w="80"/>
+                    <w:left w:type="dxa" w:w="120"/>
+                    <w:bottom w:type="dxa" w:w="80"/>
+                    <w:right w:type="dxa" w:w="120"/>
+                  </w:tcMar>
+                </w:tcPr>
+                <w:p>
+                  <w:pPr>
+                    <w:spacing w:after="0" w:before="0" w:line="260"/>
+                  </w:pPr>
+                  <w:r>
+                    <w:rPr>
+                      <w:rFonts w:ascii="Calibri" w:cs="Calibri" w:eastAsia="Calibri" w:hAnsi="Calibri"/>
+                      <w:b/>
+                      <w:bCs/>
+                      <w:color w:val="FFFFFF"/>
+                      <w:sz w:val="19"/>
+                      <w:szCs w:val="19"/>
+                    </w:rPr>
+                    <w:t xml:space="preserve">Best for</w:t>
+                  </w:r>
+                </w:p>
+              </w:tc>
+            </w:tr>
+            <w:tr>
+              <w:tc>
+                <w:tcPr>
+                  <w:tcW w:type="dxa" w:w="3000"/>
+                  <w:tcBorders>
+                    <w:top w:val="single" w:color="CBD5E1" w:sz="4"/>
+                    <w:left w:val="single" w:color="CBD5E1" w:sz="4"/>
+                    <w:bottom w:val="single" w:color="CBD5E1" w:sz="4"/>
+                    <w:right w:val="single" w:color="CBD5E1" w:sz="4"/>
+                  </w:tcBorders>
+                  <w:tcMar>
+                    <w:top w:type="dxa" w:w="80"/>
+                    <w:left w:type="dxa" w:w="120"/>
+                    <w:bottom w:type="dxa" w:w="80"/>
+                    <w:right w:type="dxa" w:w="120"/>
+                  </w:tcMar>
+                </w:tcPr>
+                <w:p>
+                  <w:pPr>
+                    <w:spacing w:after="0" w:before="0" w:line="260"/>
+                  </w:pPr>
+                  <w:r>
+                    <w:rPr>
+                      <w:rFonts w:ascii="Calibri" w:cs="Calibri" w:eastAsia="Calibri" w:hAnsi="Calibri"/>
+                      <w:b w:val="false"/>
+                      <w:bCs w:val="false"/>
+                      <w:color w:val="0F172A"/>
+                      <w:sz w:val="19"/>
+                      <w:szCs w:val="19"/>
+                    </w:rPr>
+                    <w:t xml:space="preserve">informationphysics</w:t>
+                  </w:r>
+                </w:p>
+              </w:tc>
+              <w:tc>
+                <w:tcPr>
+                  <w:tcW w:type="dxa" w:w="3500"/>
+                  <w:tcBorders>
+                    <w:top w:val="single" w:color="CBD5E1" w:sz="4"/>
+                    <w:left w:val="single" w:color="CBD5E1" w:sz="4"/>
+                    <w:bottom w:val="single" w:color="CBD5E1" w:sz="4"/>
+                    <w:right w:val="single" w:color="CBD5E1" w:sz="4"/>
+                  </w:tcBorders>
+                  <w:tcMar>
+                    <w:top w:type="dxa" w:w="80"/>
+                    <w:left w:type="dxa" w:w="120"/>
+                    <w:bottom w:type="dxa" w:w="80"/>
+                    <w:right w:type="dxa" w:w="120"/>
+                  </w:tcMar>
+                </w:tcPr>
+                <w:p>
+                  <w:pPr>
+                    <w:spacing w:after="0" w:before="0" w:line="260"/>
+                  </w:pPr>
+                  <w:r>
+                    <w:rPr>
+                      <w:rFonts w:ascii="Calibri" w:cs="Calibri" w:eastAsia="Calibri" w:hAnsi="Calibri"/>
+                      <w:b w:val="false"/>
+                      <w:bCs w:val="false"/>
+                      <w:color w:val="0F172A"/>
+                      <w:sz w:val="19"/>
+                      <w:szCs w:val="19"/>
+                    </w:rPr>
+                    <w:t xml:space="preserve">Cloud Railway: https://infophysics-api-production-XXXX.up.railway.app</w:t>
+                  </w:r>
+                </w:p>
+              </w:tc>
+              <w:tc>
+                <w:tcPr>
+                  <w:tcW w:type="dxa" w:w="3100"/>
+                  <w:tcBorders>
+                    <w:top w:val="single" w:color="CBD5E1" w:sz="4"/>
+                    <w:left w:val="single" w:color="CBD5E1" w:sz="4"/>
+                    <w:bottom w:val="single" w:color="CBD5E1" w:sz="4"/>
+                    <w:right w:val="single" w:color="CBD5E1" w:sz="4"/>
+                  </w:tcBorders>
+                  <w:tcMar>
+                    <w:top w:type="dxa" w:w="80"/>
+                    <w:left w:type="dxa" w:w="120"/>
+                    <w:bottom w:type="dxa" w:w="80"/>
+                    <w:right w:type="dxa" w:w="120"/>
+                  </w:tcMar>
+                </w:tcPr>
+                <w:p>
+                  <w:pPr>
+                    <w:spacing w:after="0" w:before="0" w:line="260"/>
+                  </w:pPr>
+                  <w:r>
+                    <w:rPr>
+                      <w:rFonts w:ascii="Calibri" w:cs="Calibri" w:eastAsia="Calibri" w:hAnsi="Calibri"/>
+                      <w:b w:val="false"/>
+                      <w:bCs w:val="false"/>
+                      <w:color w:val="0F172A"/>
+                      <w:sz w:val="19"/>
+                      <w:szCs w:val="19"/>
+                    </w:rPr>
+                    <w:t xml:space="preserve">Production corpus accessible from anywhere; survives Mac shutdown; multi-operator</w:t>
+                  </w:r>
+                </w:p>
+              </w:tc>
+            </w:tr>
+            <w:tr>
+              <w:tc>
+                <w:tcPr>
+                  <w:tcW w:type="dxa" w:w="3000"/>
+                  <w:tcBorders>
+                    <w:top w:val="single" w:color="CBD5E1" w:sz="4"/>
+                    <w:left w:val="single" w:color="CBD5E1" w:sz="4"/>
+                    <w:bottom w:val="single" w:color="CBD5E1" w:sz="4"/>
+                    <w:right w:val="single" w:color="CBD5E1" w:sz="4"/>
+                  </w:tcBorders>
+                  <w:shd w:fill="F1F5F9" w:val="clear"/>
+                  <w:tcMar>
+                    <w:top w:type="dxa" w:w="80"/>
+                    <w:left w:type="dxa" w:w="120"/>
+                    <w:bottom w:type="dxa" w:w="80"/>
+                    <w:right w:type="dxa" w:w="120"/>
+                  </w:tcMar>
+                </w:tcPr>
+                <w:p>
+                  <w:pPr>
+                    <w:spacing w:after="0" w:before="0" w:line="260"/>
+                  </w:pPr>
+                  <w:r>
+                    <w:rPr>
+                      <w:rFonts w:ascii="Calibri" w:cs="Calibri" w:eastAsia="Calibri" w:hAnsi="Calibri"/>
+                      <w:b w:val="false"/>
+                      <w:bCs w:val="false"/>
+                      <w:color w:val="0F172A"/>
+                      <w:sz w:val="19"/>
+                      <w:szCs w:val="19"/>
+                    </w:rPr>
+                    <w:t xml:space="preserve">informationphysics-local</w:t>
+                  </w:r>
+                </w:p>
+              </w:tc>
+              <w:tc>
+                <w:tcPr>
+                  <w:tcW w:type="dxa" w:w="3500"/>
+                  <w:tcBorders>
+                    <w:top w:val="single" w:color="CBD5E1" w:sz="4"/>
+                    <w:left w:val="single" w:color="CBD5E1" w:sz="4"/>
+                    <w:bottom w:val="single" w:color="CBD5E1" w:sz="4"/>
+                    <w:right w:val="single" w:color="CBD5E1" w:sz="4"/>
+                  </w:tcBorders>
+                  <w:shd w:fill="F1F5F9" w:val="clear"/>
+                  <w:tcMar>
+                    <w:top w:type="dxa" w:w="80"/>
+                    <w:left w:type="dxa" w:w="120"/>
+                    <w:bottom w:type="dxa" w:w="80"/>
+                    <w:right w:type="dxa" w:w="120"/>
+                  </w:tcMar>
+                </w:tcPr>
+                <w:p>
+                  <w:pPr>
+                    <w:spacing w:after="0" w:before="0" w:line="260"/>
+                  </w:pPr>
+                  <w:r>
+                    <w:rPr>
+                      <w:rFonts w:ascii="Calibri" w:cs="Calibri" w:eastAsia="Calibri" w:hAnsi="Calibri"/>
+                      <w:b w:val="false"/>
+                      <w:bCs w:val="false"/>
+                      <w:color w:val="0F172A"/>
+                      <w:sz w:val="19"/>
+                      <w:szCs w:val="19"/>
+                    </w:rPr>
+                    <w:t xml:space="preserve">Electron-bundled API: http://127.0.0.1:9080</w:t>
+                  </w:r>
+                </w:p>
+              </w:tc>
+              <w:tc>
+                <w:tcPr>
+                  <w:tcW w:type="dxa" w:w="3100"/>
+                  <w:tcBorders>
+                    <w:top w:val="single" w:color="CBD5E1" w:sz="4"/>
+                    <w:left w:val="single" w:color="CBD5E1" w:sz="4"/>
+                    <w:bottom w:val="single" w:color="CBD5E1" w:sz="4"/>
+                    <w:right w:val="single" w:color="CBD5E1" w:sz="4"/>
+                  </w:tcBorders>
+                  <w:shd w:fill="F1F5F9" w:val="clear"/>
+                  <w:tcMar>
+                    <w:top w:type="dxa" w:w="80"/>
+                    <w:left w:type="dxa" w:w="120"/>
+                    <w:bottom w:type="dxa" w:w="80"/>
+                    <w:right w:type="dxa" w:w="120"/>
+                  </w:tcMar>
+                </w:tcPr>
+                <w:p>
+                  <w:pPr>
+                    <w:spacing w:after="0" w:before="0" w:line="260"/>
+                  </w:pPr>
+                  <w:r>
+                    <w:rPr>
+                      <w:rFonts w:ascii="Calibri" w:cs="Calibri" w:eastAsia="Calibri" w:hAnsi="Calibri"/>
+                      <w:b w:val="false"/>
+                      <w:bCs w:val="false"/>
+                      <w:color w:val="0F172A"/>
+                      <w:sz w:val="19"/>
+                      <w:szCs w:val="19"/>
+                    </w:rPr>
+                    <w:t xml:space="preserve">Offline / air-gapped queries; demo prep; data that should never leave the Mac; works without internet</w:t>
+                  </w:r>
+                </w:p>
+              </w:tc>
+            </w:tr>
+            <w:tr>
+              <w:tc>
+                <w:tcPr>
+                  <w:tcW w:type="dxa" w:w="3000"/>
+                  <w:tcBorders>
+                    <w:top w:val="single" w:color="CBD5E1" w:sz="4"/>
+                    <w:left w:val="single" w:color="CBD5E1" w:sz="4"/>
+                    <w:bottom w:val="single" w:color="CBD5E1" w:sz="4"/>
+                    <w:right w:val="single" w:color="CBD5E1" w:sz="4"/>
+                  </w:tcBorders>
+                  <w:tcMar>
+                    <w:top w:type="dxa" w:w="80"/>
+                    <w:left w:type="dxa" w:w="120"/>
+                    <w:bottom w:type="dxa" w:w="80"/>
+                    <w:right w:type="dxa" w:w="120"/>
+                  </w:tcMar>
+                </w:tcPr>
+                <w:p>
+                  <w:pPr>
+                    <w:spacing w:after="0" w:before="0" w:line="260"/>
+                  </w:pPr>
+                  <w:r>
+                    <w:rPr>
+                      <w:rFonts w:ascii="Calibri" w:cs="Calibri" w:eastAsia="Calibri" w:hAnsi="Calibri"/>
+                      <w:b w:val="false"/>
+                      <w:bCs w:val="false"/>
+                      <w:color w:val="0F172A"/>
+                      <w:sz w:val="19"/>
+                      <w:szCs w:val="19"/>
+                    </w:rPr>
+                    <w:t xml:space="preserve">informationphysics-tenantB (etc.)</w:t>
+                  </w:r>
+                </w:p>
+              </w:tc>
+              <w:tc>
+                <w:tcPr>
+                  <w:tcW w:type="dxa" w:w="3500"/>
+                  <w:tcBorders>
+                    <w:top w:val="single" w:color="CBD5E1" w:sz="4"/>
+                    <w:left w:val="single" w:color="CBD5E1" w:sz="4"/>
+                    <w:bottom w:val="single" w:color="CBD5E1" w:sz="4"/>
+                    <w:right w:val="single" w:color="CBD5E1" w:sz="4"/>
+                  </w:tcBorders>
+                  <w:tcMar>
+                    <w:top w:type="dxa" w:w="80"/>
+                    <w:left w:type="dxa" w:w="120"/>
+                    <w:bottom w:type="dxa" w:w="80"/>
+                    <w:right w:type="dxa" w:w="120"/>
+                  </w:tcMar>
+                </w:tcPr>
+                <w:p>
+                  <w:pPr>
+                    <w:spacing w:after="0" w:before="0" w:line="260"/>
+                  </w:pPr>
+                  <w:r>
+                    <w:rPr>
+                      <w:rFonts w:ascii="Calibri" w:cs="Calibri" w:eastAsia="Calibri" w:hAnsi="Calibri"/>
+                      <w:b w:val="false"/>
+                      <w:bCs w:val="false"/>
+                      <w:color w:val="0F172A"/>
+                      <w:sz w:val="19"/>
+                      <w:szCs w:val="19"/>
+                    </w:rPr>
+                    <w:t xml:space="preserve">Same Cloud URL, different IP_TENANT_ID</w:t>
+                  </w:r>
+                </w:p>
+              </w:tc>
+              <w:tc>
+                <w:tcPr>
+                  <w:tcW w:type="dxa" w:w="3100"/>
+                  <w:tcBorders>
+                    <w:top w:val="single" w:color="CBD5E1" w:sz="4"/>
+                    <w:left w:val="single" w:color="CBD5E1" w:sz="4"/>
+                    <w:bottom w:val="single" w:color="CBD5E1" w:sz="4"/>
+                    <w:right w:val="single" w:color="CBD5E1" w:sz="4"/>
+                  </w:tcBorders>
+                  <w:tcMar>
+                    <w:top w:type="dxa" w:w="80"/>
+                    <w:left w:type="dxa" w:w="120"/>
+                    <w:bottom w:type="dxa" w:w="80"/>
+                    <w:right w:type="dxa" w:w="120"/>
+                  </w:tcMar>
+                </w:tcPr>
+                <w:p>
+                  <w:pPr>
+                    <w:spacing w:after="0" w:before="0" w:line="260"/>
+                  </w:pPr>
+                  <w:r>
+                    <w:rPr>
+                      <w:rFonts w:ascii="Calibri" w:cs="Calibri" w:eastAsia="Calibri" w:hAnsi="Calibri"/>
+                      <w:b w:val="false"/>
+                      <w:bCs w:val="false"/>
+                      <w:color w:val="0F172A"/>
+                      <w:sz w:val="19"/>
+                      <w:szCs w:val="19"/>
+                    </w:rPr>
+                    <w:t xml:space="preserve">Multi-tenant SaaS deployments; tenant isolation testing; demo against synthetic data without disturbing prod tenant</w:t>
+                  </w:r>
+                </w:p>
+              </w:tc>
+            </w:tr>
+          </w:tbl>
+          <w:p/>
+        </w:tc>
+      </w:tr>
+    </w:tbl>
+    <w:tbl>
+      <w:tblPr>
+        <w:tblW w:type="dxa" w:w="9600"/>
+        <w:tblBorders>
+          <w:top w:val="single" w:color="auto" w:sz="4"/>
+          <w:left w:val="single" w:color="auto" w:sz="4"/>
+          <w:bottom w:val="single" w:color="auto" w:sz="4"/>
+          <w:right w:val="single" w:color="auto" w:sz="4"/>
+          <w:insideH w:val="single" w:color="auto" w:sz="4"/>
+          <w:insideV w:val="single" w:color="auto" w:sz="4"/>
+        </w:tblBorders>
+      </w:tblPr>
+      <w:tblGrid>
+        <w:gridCol w:w="9600"/>
+      </w:tblGrid>
+      <w:tr>
+        <w:tc>
+          <w:tcPr>
+            <w:tcW w:type="dxa" w:w="9600"/>
+            <w:tcBorders>
+              <w:top w:val="nil" w:color="FFFFFF" w:sz="1"/>
+              <w:left w:val="single" w:color="FB7185" w:sz="18"/>
+              <w:bottom w:val="nil" w:color="FFFFFF" w:sz="1"/>
+              <w:right w:val="nil" w:color="FFFFFF" w:sz="1"/>
+            </w:tcBorders>
+            <w:tcMar>
+              <w:top w:type="dxa" w:w="80"/>
+              <w:left w:type="dxa" w:w="240"/>
+              <w:bottom w:type="dxa" w:w="120"/>
+              <w:right w:type="dxa" w:w="100"/>
+            </w:tcMar>
+          </w:tcPr>
+          <w:p>
+            <w:pPr>
+              <w:spacing w:after="80" w:before="0" w:line="280"/>
+            </w:pPr>
+            <w:r>
+              <w:rPr>
+                <w:rFonts w:ascii="Calibri" w:cs="Calibri" w:eastAsia="Calibri" w:hAnsi="Calibri"/>
+                <w:b/>
+                <w:bCs/>
+                <w:color w:val="0F172A"/>
+                <w:sz w:val="22"/>
+                <w:szCs w:val="22"/>
+              </w:rPr>
+              <w:t xml:space="preserve">7.3  claude_desktop_config.json — multi-server example</w:t>
+            </w:r>
+          </w:p>
+          <w:p>
+            <w:pPr>
+              <w:spacing w:after="60" w:before="60" w:line="280"/>
+              <w:jc w:val="left"/>
+            </w:pPr>
+            <w:r>
+              <w:rPr>
+                <w:rFonts w:ascii="Calibri" w:cs="Calibri" w:eastAsia="Calibri" w:hAnsi="Calibri"/>
+                <w:b w:val="false"/>
+                <w:bCs w:val="false"/>
+                <w:i w:val="false"/>
+                <w:iCs w:val="false"/>
+                <w:caps w:val="false"/>
+                <w:color w:val="0F172A"/>
+                <w:sz w:val="21"/>
+                <w:szCs w:val="21"/>
+              </w:rPr>
+              <w:t xml:space="preserve">Add additional entries alongside the existing informationphysics block. The local-only entry below assumes the Electron app is the V4.6 build (FastAPI on 127.0.0.1:9080). Increase IP_HTTP_TIMEOUT for the local entry — local Anthropic calls go over your home Wi-Fi rather than Railway's backbone, so the round trip can be a few seconds slower.</w:t>
+            </w:r>
+          </w:p>
+          <w:tbl>
+            <w:tblPr>
+              <w:tblW w:type="dxa" w:w="9600"/>
+              <w:tblBorders>
+                <w:top w:val="single" w:color="auto" w:sz="4"/>
+                <w:left w:val="single" w:color="auto" w:sz="4"/>
+                <w:bottom w:val="single" w:color="auto" w:sz="4"/>
+                <w:right w:val="single" w:color="auto" w:sz="4"/>
+                <w:insideH w:val="single" w:color="auto" w:sz="4"/>
+                <w:insideV w:val="single" w:color="auto" w:sz="4"/>
+              </w:tblBorders>
+            </w:tblPr>
+            <w:tblGrid>
+              <w:gridCol w:w="9600"/>
+            </w:tblGrid>
+            <w:tr>
+              <w:tc>
+                <w:tcPr>
+                  <w:tcW w:type="dxa" w:w="9600"/>
+                  <w:tcBorders>
+                    <w:top w:val="single" w:color="CBD5E1" w:sz="4"/>
+                    <w:left w:val="single" w:color="CBD5E1" w:sz="4"/>
+                    <w:bottom w:val="single" w:color="CBD5E1" w:sz="4"/>
+                    <w:right w:val="single" w:color="CBD5E1" w:sz="4"/>
+                  </w:tcBorders>
+                  <w:shd w:fill="F1F5F9" w:val="clear"/>
+                  <w:tcMar>
+                    <w:top w:type="dxa" w:w="100"/>
+                    <w:left w:type="dxa" w:w="200"/>
+                    <w:bottom w:type="dxa" w:w="100"/>
+                    <w:right w:type="dxa" w:w="200"/>
+                  </w:tcMar>
+                </w:tcPr>
+                <w:p>
+                  <w:pPr>
+                    <w:shd w:fill="F1F5F9" w:val="clear"/>
+                    <w:spacing w:after="0" w:before="0" w:line="240"/>
+                  </w:pPr>
+                  <w:r>
+                    <w:rPr>
+                      <w:rFonts w:ascii="Consolas" w:cs="Consolas" w:eastAsia="Consolas" w:hAnsi="Consolas"/>
+                      <w:color w:val="0F172A"/>
+                      <w:sz w:val="18"/>
+                      <w:szCs w:val="18"/>
+                    </w:rPr>
+                    <w:t xml:space="preserve">{</w:t>
+                  </w:r>
+                </w:p>
+                <w:p>
+                  <w:pPr>
+                    <w:shd w:fill="F1F5F9" w:val="clear"/>
+                    <w:spacing w:after="0" w:before="0" w:line="240"/>
+                  </w:pPr>
+                  <w:r>
+                    <w:rPr>
+                      <w:rFonts w:ascii="Consolas" w:cs="Consolas" w:eastAsia="Consolas" w:hAnsi="Consolas"/>
+                      <w:color w:val="0F172A"/>
+                      <w:sz w:val="18"/>
+                      <w:szCs w:val="18"/>
+                    </w:rPr>
+                    <w:t xml:space="preserve">  "mcpServers": {</w:t>
+                  </w:r>
+                </w:p>
+                <w:p>
+                  <w:pPr>
+                    <w:shd w:fill="F1F5F9" w:val="clear"/>
+                    <w:spacing w:after="0" w:before="0" w:line="240"/>
+                  </w:pPr>
+                  <w:r>
+                    <w:rPr>
+                      <w:rFonts w:ascii="Consolas" w:cs="Consolas" w:eastAsia="Consolas" w:hAnsi="Consolas"/>
+                      <w:color w:val="0F172A"/>
+                      <w:sz w:val="18"/>
+                      <w:szCs w:val="18"/>
+                    </w:rPr>
+                    <w:t xml:space="preserve">    "general-tools": { ... },</w:t>
+                  </w:r>
+                </w:p>
+                <w:p>
+                  <w:pPr>
+                    <w:shd w:fill="F1F5F9" w:val="clear"/>
+                    <w:spacing w:after="0" w:before="0" w:line="240"/>
+                  </w:pPr>
+                  <w:r>
+                    <w:rPr>
+                      <w:rFonts w:ascii="Consolas" w:cs="Consolas" w:eastAsia="Consolas" w:hAnsi="Consolas"/>
+                      <w:color w:val="0F172A"/>
+                      <w:sz w:val="18"/>
+                      <w:szCs w:val="18"/>
+                    </w:rPr>
+                    <w:t xml:space="preserve"> </w:t>
+                  </w:r>
+                </w:p>
+                <w:p>
+                  <w:pPr>
+                    <w:shd w:fill="F1F5F9" w:val="clear"/>
+                    <w:spacing w:after="0" w:before="0" w:line="240"/>
+                  </w:pPr>
+                  <w:r>
+                    <w:rPr>
+                      <w:rFonts w:ascii="Consolas" w:cs="Consolas" w:eastAsia="Consolas" w:hAnsi="Consolas"/>
+                      <w:color w:val="0F172A"/>
+                      <w:sz w:val="18"/>
+                      <w:szCs w:val="18"/>
+                    </w:rPr>
+                    <w:t xml:space="preserve">    "informationphysics": {</w:t>
+                  </w:r>
+                </w:p>
+                <w:p>
+                  <w:pPr>
+                    <w:shd w:fill="F1F5F9" w:val="clear"/>
+                    <w:spacing w:after="0" w:before="0" w:line="240"/>
+                  </w:pPr>
+                  <w:r>
+                    <w:rPr>
+                      <w:rFonts w:ascii="Consolas" w:cs="Consolas" w:eastAsia="Consolas" w:hAnsi="Consolas"/>
+                      <w:color w:val="0F172A"/>
+                      <w:sz w:val="18"/>
+                      <w:szCs w:val="18"/>
+                    </w:rPr>
+                    <w:t xml:space="preserve">      "command": "/Users/informationphysics/code/ip-mcp-server-v2/.venv/bin/ip-mcp-server",</w:t>
+                  </w:r>
+                </w:p>
+                <w:p>
+                  <w:pPr>
+                    <w:shd w:fill="F1F5F9" w:val="clear"/>
+                    <w:spacing w:after="0" w:before="0" w:line="240"/>
+                  </w:pPr>
+                  <w:r>
+                    <w:rPr>
+                      <w:rFonts w:ascii="Consolas" w:cs="Consolas" w:eastAsia="Consolas" w:hAnsi="Consolas"/>
+                      <w:color w:val="0F172A"/>
+                      <w:sz w:val="18"/>
+                      <w:szCs w:val="18"/>
+                    </w:rPr>
+                    <w:t xml:space="preserve">      "env": {</w:t>
+                  </w:r>
+                </w:p>
+                <w:p>
+                  <w:pPr>
+                    <w:shd w:fill="F1F5F9" w:val="clear"/>
+                    <w:spacing w:after="0" w:before="0" w:line="240"/>
+                  </w:pPr>
+                  <w:r>
+                    <w:rPr>
+                      <w:rFonts w:ascii="Consolas" w:cs="Consolas" w:eastAsia="Consolas" w:hAnsi="Consolas"/>
+                      <w:color w:val="0F172A"/>
+                      <w:sz w:val="18"/>
+                      <w:szCs w:val="18"/>
+                    </w:rPr>
+                    <w:t xml:space="preserve">        "IP_API_URL": "https://infophysics-api-production-8b57.up.railway.app",</w:t>
+                  </w:r>
+                </w:p>
+                <w:p>
+                  <w:pPr>
+                    <w:shd w:fill="F1F5F9" w:val="clear"/>
+                    <w:spacing w:after="0" w:before="0" w:line="240"/>
+                  </w:pPr>
+                  <w:r>
+                    <w:rPr>
+                      <w:rFonts w:ascii="Consolas" w:cs="Consolas" w:eastAsia="Consolas" w:hAnsi="Consolas"/>
+                      <w:color w:val="0F172A"/>
+                      <w:sz w:val="18"/>
+                      <w:szCs w:val="18"/>
+                    </w:rPr>
+                    <w:t xml:space="preserve">        "IP_TENANT_ID": "tenantA"</w:t>
+                  </w:r>
+                </w:p>
+                <w:p>
+                  <w:pPr>
+                    <w:shd w:fill="F1F5F9" w:val="clear"/>
+                    <w:spacing w:after="0" w:before="0" w:line="240"/>
+                  </w:pPr>
+                  <w:r>
+                    <w:rPr>
+                      <w:rFonts w:ascii="Consolas" w:cs="Consolas" w:eastAsia="Consolas" w:hAnsi="Consolas"/>
+                      <w:color w:val="0F172A"/>
+                      <w:sz w:val="18"/>
+                      <w:szCs w:val="18"/>
+                    </w:rPr>
+                    <w:t xml:space="preserve">      }</w:t>
+                  </w:r>
+                </w:p>
+                <w:p>
+                  <w:pPr>
+                    <w:shd w:fill="F1F5F9" w:val="clear"/>
+                    <w:spacing w:after="0" w:before="0" w:line="240"/>
+                  </w:pPr>
+                  <w:r>
+                    <w:rPr>
+                      <w:rFonts w:ascii="Consolas" w:cs="Consolas" w:eastAsia="Consolas" w:hAnsi="Consolas"/>
+                      <w:color w:val="0F172A"/>
+                      <w:sz w:val="18"/>
+                      <w:szCs w:val="18"/>
+                    </w:rPr>
+                    <w:t xml:space="preserve">    },</w:t>
+                  </w:r>
+                </w:p>
+                <w:p>
+                  <w:pPr>
+                    <w:shd w:fill="F1F5F9" w:val="clear"/>
+                    <w:spacing w:after="0" w:before="0" w:line="240"/>
+                  </w:pPr>
+                  <w:r>
+                    <w:rPr>
+                      <w:rFonts w:ascii="Consolas" w:cs="Consolas" w:eastAsia="Consolas" w:hAnsi="Consolas"/>
+                      <w:color w:val="0F172A"/>
+                      <w:sz w:val="18"/>
+                      <w:szCs w:val="18"/>
+                    </w:rPr>
+                    <w:t xml:space="preserve"> </w:t>
+                  </w:r>
+                </w:p>
+                <w:p>
+                  <w:pPr>
+                    <w:shd w:fill="F1F5F9" w:val="clear"/>
+                    <w:spacing w:after="0" w:before="0" w:line="240"/>
+                  </w:pPr>
+                  <w:r>
+                    <w:rPr>
+                      <w:rFonts w:ascii="Consolas" w:cs="Consolas" w:eastAsia="Consolas" w:hAnsi="Consolas"/>
+                      <w:color w:val="0F172A"/>
+                      <w:sz w:val="18"/>
+                      <w:szCs w:val="18"/>
+                    </w:rPr>
+                    <w:t xml:space="preserve">    "informationphysics-local": {</w:t>
+                  </w:r>
+                </w:p>
+                <w:p>
+                  <w:pPr>
+                    <w:shd w:fill="F1F5F9" w:val="clear"/>
+                    <w:spacing w:after="0" w:before="0" w:line="240"/>
+                  </w:pPr>
+                  <w:r>
+                    <w:rPr>
+                      <w:rFonts w:ascii="Consolas" w:cs="Consolas" w:eastAsia="Consolas" w:hAnsi="Consolas"/>
+                      <w:color w:val="0F172A"/>
+                      <w:sz w:val="18"/>
+                      <w:szCs w:val="18"/>
+                    </w:rPr>
+                    <w:t xml:space="preserve">      "command": "/Users/informationphysics/code/ip-mcp-server-v2/.venv/bin/ip-mcp-server",</w:t>
+                  </w:r>
+                </w:p>
+                <w:p>
+                  <w:pPr>
+                    <w:shd w:fill="F1F5F9" w:val="clear"/>
+                    <w:spacing w:after="0" w:before="0" w:line="240"/>
+                  </w:pPr>
+                  <w:r>
+                    <w:rPr>
+                      <w:rFonts w:ascii="Consolas" w:cs="Consolas" w:eastAsia="Consolas" w:hAnsi="Consolas"/>
+                      <w:color w:val="0F172A"/>
+                      <w:sz w:val="18"/>
+                      <w:szCs w:val="18"/>
+                    </w:rPr>
+                    <w:t xml:space="preserve">      "env": {</w:t>
+                  </w:r>
+                </w:p>
+                <w:p>
+                  <w:pPr>
+                    <w:shd w:fill="F1F5F9" w:val="clear"/>
+                    <w:spacing w:after="0" w:before="0" w:line="240"/>
+                  </w:pPr>
+                  <w:r>
+                    <w:rPr>
+                      <w:rFonts w:ascii="Consolas" w:cs="Consolas" w:eastAsia="Consolas" w:hAnsi="Consolas"/>
+                      <w:color w:val="0F172A"/>
+                      <w:sz w:val="18"/>
+                      <w:szCs w:val="18"/>
+                    </w:rPr>
+                    <w:t xml:space="preserve">        "IP_API_URL": "http://127.0.0.1:9080",</w:t>
+                  </w:r>
+                </w:p>
+                <w:p>
+                  <w:pPr>
+                    <w:shd w:fill="F1F5F9" w:val="clear"/>
+                    <w:spacing w:after="0" w:before="0" w:line="240"/>
+                  </w:pPr>
+                  <w:r>
+                    <w:rPr>
+                      <w:rFonts w:ascii="Consolas" w:cs="Consolas" w:eastAsia="Consolas" w:hAnsi="Consolas"/>
+                      <w:color w:val="0F172A"/>
+                      <w:sz w:val="18"/>
+                      <w:szCs w:val="18"/>
+                    </w:rPr>
+                    <w:t xml:space="preserve">        "IP_TENANT_ID": "tenantA",</w:t>
+                  </w:r>
+                </w:p>
+                <w:p>
+                  <w:pPr>
+                    <w:shd w:fill="F1F5F9" w:val="clear"/>
+                    <w:spacing w:after="0" w:before="0" w:line="240"/>
+                  </w:pPr>
+                  <w:r>
+                    <w:rPr>
+                      <w:rFonts w:ascii="Consolas" w:cs="Consolas" w:eastAsia="Consolas" w:hAnsi="Consolas"/>
+                      <w:color w:val="0F172A"/>
+                      <w:sz w:val="18"/>
+                      <w:szCs w:val="18"/>
+                    </w:rPr>
+                    <w:t xml:space="preserve">        "IP_HTTP_TIMEOUT": "120"</w:t>
+                  </w:r>
+                </w:p>
+                <w:p>
+                  <w:pPr>
+                    <w:shd w:fill="F1F5F9" w:val="clear"/>
+                    <w:spacing w:after="0" w:before="0" w:line="240"/>
+                  </w:pPr>
+                  <w:r>
+                    <w:rPr>
+                      <w:rFonts w:ascii="Consolas" w:cs="Consolas" w:eastAsia="Consolas" w:hAnsi="Consolas"/>
+                      <w:color w:val="0F172A"/>
+                      <w:sz w:val="18"/>
+                      <w:szCs w:val="18"/>
+                    </w:rPr>
+                    <w:t xml:space="preserve">      }</w:t>
+                  </w:r>
+                </w:p>
+                <w:p>
+                  <w:pPr>
+                    <w:shd w:fill="F1F5F9" w:val="clear"/>
+                    <w:spacing w:after="0" w:before="0" w:line="240"/>
+                  </w:pPr>
+                  <w:r>
+                    <w:rPr>
+                      <w:rFonts w:ascii="Consolas" w:cs="Consolas" w:eastAsia="Consolas" w:hAnsi="Consolas"/>
+                      <w:color w:val="0F172A"/>
+                      <w:sz w:val="18"/>
+                      <w:szCs w:val="18"/>
+                    </w:rPr>
+                    <w:t xml:space="preserve">    },</w:t>
+                  </w:r>
+                </w:p>
+                <w:p>
+                  <w:pPr>
+                    <w:shd w:fill="F1F5F9" w:val="clear"/>
+                    <w:spacing w:after="0" w:before="0" w:line="240"/>
+                  </w:pPr>
+                  <w:r>
+                    <w:rPr>
+                      <w:rFonts w:ascii="Consolas" w:cs="Consolas" w:eastAsia="Consolas" w:hAnsi="Consolas"/>
+                      <w:color w:val="0F172A"/>
+                      <w:sz w:val="18"/>
+                      <w:szCs w:val="18"/>
+                    </w:rPr>
+                    <w:t xml:space="preserve"> </w:t>
+                  </w:r>
+                </w:p>
+                <w:p>
+                  <w:pPr>
+                    <w:shd w:fill="F1F5F9" w:val="clear"/>
+                    <w:spacing w:after="0" w:before="0" w:line="240"/>
+                  </w:pPr>
+                  <w:r>
+                    <w:rPr>
+                      <w:rFonts w:ascii="Consolas" w:cs="Consolas" w:eastAsia="Consolas" w:hAnsi="Consolas"/>
+                      <w:color w:val="0F172A"/>
+                      <w:sz w:val="18"/>
+                      <w:szCs w:val="18"/>
+                    </w:rPr>
+                    <w:t xml:space="preserve">    "informationphysics-tenantB": {</w:t>
+                  </w:r>
+                </w:p>
+                <w:p>
+                  <w:pPr>
+                    <w:shd w:fill="F1F5F9" w:val="clear"/>
+                    <w:spacing w:after="0" w:before="0" w:line="240"/>
+                  </w:pPr>
+                  <w:r>
+                    <w:rPr>
+                      <w:rFonts w:ascii="Consolas" w:cs="Consolas" w:eastAsia="Consolas" w:hAnsi="Consolas"/>
+                      <w:color w:val="0F172A"/>
+                      <w:sz w:val="18"/>
+                      <w:szCs w:val="18"/>
+                    </w:rPr>
+                    <w:t xml:space="preserve">      "command": "/Users/informationphysics/code/ip-mcp-server-v2/.venv/bin/ip-mcp-server",</w:t>
+                  </w:r>
+                </w:p>
+                <w:p>
+                  <w:pPr>
+                    <w:shd w:fill="F1F5F9" w:val="clear"/>
+                    <w:spacing w:after="0" w:before="0" w:line="240"/>
+                  </w:pPr>
+                  <w:r>
+                    <w:rPr>
+                      <w:rFonts w:ascii="Consolas" w:cs="Consolas" w:eastAsia="Consolas" w:hAnsi="Consolas"/>
+                      <w:color w:val="0F172A"/>
+                      <w:sz w:val="18"/>
+                      <w:szCs w:val="18"/>
+                    </w:rPr>
+                    <w:t xml:space="preserve">      "env": {</w:t>
+                  </w:r>
+                </w:p>
+                <w:p>
+                  <w:pPr>
+                    <w:shd w:fill="F1F5F9" w:val="clear"/>
+                    <w:spacing w:after="0" w:before="0" w:line="240"/>
+                  </w:pPr>
+                  <w:r>
+                    <w:rPr>
+                      <w:rFonts w:ascii="Consolas" w:cs="Consolas" w:eastAsia="Consolas" w:hAnsi="Consolas"/>
+                      <w:color w:val="0F172A"/>
+                      <w:sz w:val="18"/>
+                      <w:szCs w:val="18"/>
+                    </w:rPr>
+                    <w:t xml:space="preserve">        "IP_API_URL": "https://infophysics-api-production-8b57.up.railway.app",</w:t>
+                  </w:r>
+                </w:p>
+                <w:p>
+                  <w:pPr>
+                    <w:shd w:fill="F1F5F9" w:val="clear"/>
+                    <w:spacing w:after="0" w:before="0" w:line="240"/>
+                  </w:pPr>
+                  <w:r>
+                    <w:rPr>
+                      <w:rFonts w:ascii="Consolas" w:cs="Consolas" w:eastAsia="Consolas" w:hAnsi="Consolas"/>
+                      <w:color w:val="0F172A"/>
+                      <w:sz w:val="18"/>
+                      <w:szCs w:val="18"/>
+                    </w:rPr>
+                    <w:t xml:space="preserve">        "IP_TENANT_ID": "tenantB"</w:t>
+                  </w:r>
+                </w:p>
+                <w:p>
+                  <w:pPr>
+                    <w:shd w:fill="F1F5F9" w:val="clear"/>
+                    <w:spacing w:after="0" w:before="0" w:line="240"/>
+                  </w:pPr>
+                  <w:r>
+                    <w:rPr>
+                      <w:rFonts w:ascii="Consolas" w:cs="Consolas" w:eastAsia="Consolas" w:hAnsi="Consolas"/>
+                      <w:color w:val="0F172A"/>
+                      <w:sz w:val="18"/>
+                      <w:szCs w:val="18"/>
+                    </w:rPr>
+                    <w:t xml:space="preserve">      }</w:t>
+                  </w:r>
+                </w:p>
+                <w:p>
+                  <w:pPr>
+                    <w:shd w:fill="F1F5F9" w:val="clear"/>
+                    <w:spacing w:after="0" w:before="0" w:line="240"/>
+                  </w:pPr>
+                  <w:r>
+                    <w:rPr>
+                      <w:rFonts w:ascii="Consolas" w:cs="Consolas" w:eastAsia="Consolas" w:hAnsi="Consolas"/>
+                      <w:color w:val="0F172A"/>
+                      <w:sz w:val="18"/>
+                      <w:szCs w:val="18"/>
+                    </w:rPr>
+                    <w:t xml:space="preserve">    }</w:t>
+                  </w:r>
+                </w:p>
+                <w:p>
+                  <w:pPr>
+                    <w:shd w:fill="F1F5F9" w:val="clear"/>
+                    <w:spacing w:after="0" w:before="0" w:line="240"/>
+                  </w:pPr>
+                  <w:r>
+                    <w:rPr>
+                      <w:rFonts w:ascii="Consolas" w:cs="Consolas" w:eastAsia="Consolas" w:hAnsi="Consolas"/>
+                      <w:color w:val="0F172A"/>
+                      <w:sz w:val="18"/>
+                      <w:szCs w:val="18"/>
+                    </w:rPr>
+                    <w:t xml:space="preserve">  }</w:t>
+                  </w:r>
+                </w:p>
+                <w:p>
+                  <w:pPr>
+                    <w:shd w:fill="F1F5F9" w:val="clear"/>
+                    <w:spacing w:after="0" w:before="0" w:line="240"/>
+                  </w:pPr>
+                  <w:r>
+                    <w:rPr>
+                      <w:rFonts w:ascii="Consolas" w:cs="Consolas" w:eastAsia="Consolas" w:hAnsi="Consolas"/>
+                      <w:color w:val="0F172A"/>
+                      <w:sz w:val="18"/>
+                      <w:szCs w:val="18"/>
+                    </w:rPr>
+                    <w:t xml:space="preserve">}</w:t>
+                  </w:r>
+                </w:p>
+              </w:tc>
+            </w:tr>
+          </w:tbl>
+          <w:p>
+            <w:pPr>
+              <w:spacing w:after="60" w:before="60" w:line="280"/>
+              <w:jc w:val="left"/>
+            </w:pPr>
+            <w:r>
+              <w:rPr>
+                <w:rFonts w:ascii="Calibri" w:cs="Calibri" w:eastAsia="Calibri" w:hAnsi="Calibri"/>
+                <w:b w:val="false"/>
+                <w:bCs w:val="false"/>
+                <w:i w:val="false"/>
+                <w:iCs w:val="false"/>
+                <w:caps w:val="false"/>
+                <w:color w:val="0F172A"/>
+                <w:sz w:val="21"/>
+                <w:szCs w:val="21"/>
+              </w:rPr>
+              <w:t xml:space="preserve">Each server is its own subprocess; failures in one do not affect the others. ⌘Q → relaunch is required after any edit to this file.</w:t>
+            </w:r>
+          </w:p>
+        </w:tc>
+      </w:tr>
+    </w:tbl>
+    <w:tbl>
+      <w:tblPr>
+        <w:tblW w:type="dxa" w:w="9600"/>
+        <w:tblBorders>
+          <w:top w:val="single" w:color="auto" w:sz="4"/>
+          <w:left w:val="single" w:color="auto" w:sz="4"/>
+          <w:bottom w:val="single" w:color="auto" w:sz="4"/>
+          <w:right w:val="single" w:color="auto" w:sz="4"/>
+          <w:insideH w:val="single" w:color="auto" w:sz="4"/>
+          <w:insideV w:val="single" w:color="auto" w:sz="4"/>
+        </w:tblBorders>
+      </w:tblPr>
+      <w:tblGrid>
+        <w:gridCol w:w="9600"/>
+      </w:tblGrid>
+      <w:tr>
+        <w:tc>
+          <w:tcPr>
+            <w:tcW w:type="dxa" w:w="9600"/>
+            <w:tcBorders>
+              <w:top w:val="nil" w:color="FFFFFF" w:sz="1"/>
+              <w:left w:val="single" w:color="FB7185" w:sz="18"/>
+              <w:bottom w:val="nil" w:color="FFFFFF" w:sz="1"/>
+              <w:right w:val="nil" w:color="FFFFFF" w:sz="1"/>
+            </w:tcBorders>
+            <w:tcMar>
+              <w:top w:type="dxa" w:w="80"/>
+              <w:left w:type="dxa" w:w="240"/>
+              <w:bottom w:type="dxa" w:w="120"/>
+              <w:right w:type="dxa" w:w="100"/>
+            </w:tcMar>
+          </w:tcPr>
+          <w:p>
+            <w:pPr>
+              <w:spacing w:after="80" w:before="0" w:line="280"/>
+            </w:pPr>
+            <w:r>
+              <w:rPr>
+                <w:rFonts w:ascii="Calibri" w:cs="Calibri" w:eastAsia="Calibri" w:hAnsi="Calibri"/>
+                <w:b/>
+                <w:bCs/>
+                <w:color w:val="0F172A"/>
+                <w:sz w:val="22"/>
+                <w:szCs w:val="22"/>
+              </w:rPr>
+              <w:t xml:space="preserve">7.4  Routing in Claude Desktop</w:t>
+            </w:r>
+          </w:p>
+          <w:p>
+            <w:pPr>
+              <w:spacing w:after="60" w:before="60" w:line="280"/>
+              <w:jc w:val="left"/>
+            </w:pPr>
+            <w:r>
+              <w:rPr>
+                <w:rFonts w:ascii="Calibri" w:cs="Calibri" w:eastAsia="Calibri" w:hAnsi="Calibri"/>
+                <w:b w:val="false"/>
+                <w:bCs w:val="false"/>
+                <w:i w:val="false"/>
+                <w:iCs w:val="false"/>
+                <w:caps w:val="false"/>
+                <w:color w:val="0F172A"/>
+                <w:sz w:val="21"/>
+                <w:szCs w:val="21"/>
+              </w:rPr>
+              <w:t xml:space="preserve">Claude Desktop sees three independent informationphysics-* connectors, each with its own 9-tool surface. To direct a query to a specific one, mention the connector name explicitly:</w:t>
+            </w:r>
+          </w:p>
+          <w:p>
+            <w:pPr>
+              <w:spacing w:after="40" w:before="40" w:line="280"/>
+              <w:ind w:left="720" w:hanging="360"/>
+            </w:pPr>
+            <w:r>
+              <w:rPr>
+                <w:rFonts w:ascii="Calibri" w:cs="Calibri" w:eastAsia="Calibri" w:hAnsi="Calibri"/>
+                <w:color w:val="0F172A"/>
+                <w:sz w:val="21"/>
+                <w:szCs w:val="21"/>
+              </w:rPr>
+              <w:t xml:space="preserve">•   "Use informationphysics-local to run the health tool."</w:t>
+            </w:r>
+          </w:p>
+          <w:p>
+            <w:pPr>
+              <w:spacing w:after="40" w:before="40" w:line="280"/>
+              <w:ind w:left="720" w:hanging="360"/>
+            </w:pPr>
+            <w:r>
+              <w:rPr>
+                <w:rFonts w:ascii="Calibri" w:cs="Calibri" w:eastAsia="Calibri" w:hAnsi="Calibri"/>
+                <w:color w:val="0F172A"/>
+                <w:sz w:val="21"/>
+                <w:szCs w:val="21"/>
+              </w:rPr>
+              <w:t xml:space="preserve">•   "Ask informationphysics for prior MROs about cost codes."</w:t>
+            </w:r>
+          </w:p>
+          <w:p>
+            <w:pPr>
+              <w:spacing w:after="40" w:before="40" w:line="280"/>
+              <w:ind w:left="720" w:hanging="360"/>
+            </w:pPr>
+            <w:r>
+              <w:rPr>
+                <w:rFonts w:ascii="Calibri" w:cs="Calibri" w:eastAsia="Calibri" w:hAnsi="Calibri"/>
+                <w:color w:val="0F172A"/>
+                <w:sz w:val="21"/>
+                <w:szCs w:val="21"/>
+              </w:rPr>
+              <w:t xml:space="preserve">•   "Use informationphysics-tenantB to list the AIO records."</w:t>
+            </w:r>
+          </w:p>
+          <w:p>
+            <w:pPr>
+              <w:spacing w:after="60" w:before="60" w:line="280"/>
+              <w:jc w:val="left"/>
+            </w:pPr>
+            <w:r>
+              <w:rPr>
+                <w:rFonts w:ascii="Calibri" w:cs="Calibri" w:eastAsia="Calibri" w:hAnsi="Calibri"/>
+                <w:b w:val="false"/>
+                <w:bCs w:val="false"/>
+                <w:i w:val="false"/>
+                <w:iCs w:val="false"/>
+                <w:caps w:val="false"/>
+                <w:color w:val="0F172A"/>
+                <w:sz w:val="21"/>
+                <w:szCs w:val="21"/>
+              </w:rPr>
+              <w:t xml:space="preserve">If the operator does not name a connector, Claude picks one heuristically based on context. For unambiguous routing, name the connector or use one of the slash skills (e.g., a /live-search-local skill that hardcodes informationphysics-local).</w:t>
+            </w:r>
+          </w:p>
+        </w:tc>
+      </w:tr>
+    </w:tbl>
+    <w:tbl>
+      <w:tblPr>
+        <w:tblW w:type="dxa" w:w="9600"/>
+        <w:tblBorders>
+          <w:top w:val="single" w:color="auto" w:sz="4"/>
+          <w:left w:val="single" w:color="auto" w:sz="4"/>
+          <w:bottom w:val="single" w:color="auto" w:sz="4"/>
+          <w:right w:val="single" w:color="auto" w:sz="4"/>
+          <w:insideH w:val="single" w:color="auto" w:sz="4"/>
+          <w:insideV w:val="single" w:color="auto" w:sz="4"/>
+        </w:tblBorders>
+      </w:tblPr>
+      <w:tblGrid>
+        <w:gridCol w:w="9600"/>
+      </w:tblGrid>
+      <w:tr>
+        <w:tc>
+          <w:tcPr>
+            <w:tcW w:type="dxa" w:w="9600"/>
+            <w:tcBorders>
+              <w:top w:val="nil" w:color="FFFFFF" w:sz="1"/>
+              <w:left w:val="single" w:color="FB7185" w:sz="18"/>
+              <w:bottom w:val="nil" w:color="FFFFFF" w:sz="1"/>
+              <w:right w:val="nil" w:color="FFFFFF" w:sz="1"/>
+            </w:tcBorders>
+            <w:tcMar>
+              <w:top w:type="dxa" w:w="80"/>
+              <w:left w:type="dxa" w:w="240"/>
+              <w:bottom w:type="dxa" w:w="120"/>
+              <w:right w:type="dxa" w:w="100"/>
+            </w:tcMar>
+          </w:tcPr>
+          <w:p>
+            <w:pPr>
+              <w:spacing w:after="80" w:before="0" w:line="280"/>
+            </w:pPr>
+            <w:r>
+              <w:rPr>
+                <w:rFonts w:ascii="Calibri" w:cs="Calibri" w:eastAsia="Calibri" w:hAnsi="Calibri"/>
+                <w:b/>
+                <w:bCs/>
+                <w:color w:val="0F172A"/>
+                <w:sz w:val="22"/>
+                <w:szCs w:val="22"/>
+              </w:rPr>
+              <w:t xml:space="preserve">7.5  When to use which</w:t>
+            </w:r>
+          </w:p>
+          <w:tbl>
+            <w:tblPr>
+              <w:tblW w:type="dxa" w:w="9400"/>
+              <w:tblBorders>
+                <w:top w:val="single" w:color="auto" w:sz="4"/>
+                <w:left w:val="single" w:color="auto" w:sz="4"/>
+                <w:bottom w:val="single" w:color="auto" w:sz="4"/>
+                <w:right w:val="single" w:color="auto" w:sz="4"/>
+                <w:insideH w:val="single" w:color="auto" w:sz="4"/>
+                <w:insideV w:val="single" w:color="auto" w:sz="4"/>
+              </w:tblBorders>
+            </w:tblPr>
+            <w:tblGrid>
+              <w:gridCol w:w="4400"/>
+              <w:gridCol w:w="5000"/>
+            </w:tblGrid>
+            <w:tr>
+              <w:trPr>
+                <w:tblHeader/>
+              </w:trPr>
+              <w:tc>
+                <w:tcPr>
+                  <w:tcW w:type="dxa" w:w="4400"/>
+                  <w:tcBorders>
+                    <w:top w:val="single" w:color="CBD5E1" w:sz="4"/>
+                    <w:left w:val="single" w:color="CBD5E1" w:sz="4"/>
+                    <w:bottom w:val="single" w:color="CBD5E1" w:sz="4"/>
+                    <w:right w:val="single" w:color="CBD5E1" w:sz="4"/>
+                  </w:tcBorders>
+                  <w:shd w:fill="0F3460" w:val="clear"/>
+                  <w:tcMar>
+                    <w:top w:type="dxa" w:w="80"/>
+                    <w:left w:type="dxa" w:w="120"/>
+                    <w:bottom w:type="dxa" w:w="80"/>
+                    <w:right w:type="dxa" w:w="120"/>
+                  </w:tcMar>
+                </w:tcPr>
+                <w:p>
+                  <w:pPr>
+                    <w:spacing w:after="0" w:before="0" w:line="260"/>
+                  </w:pPr>
+                  <w:r>
+                    <w:rPr>
+                      <w:rFonts w:ascii="Calibri" w:cs="Calibri" w:eastAsia="Calibri" w:hAnsi="Calibri"/>
+                      <w:b/>
+                      <w:bCs/>
+                      <w:color w:val="FFFFFF"/>
+                      <w:sz w:val="19"/>
+                      <w:szCs w:val="19"/>
+                    </w:rPr>
+                    <w:t xml:space="preserve">Workload</w:t>
+                  </w:r>
+                </w:p>
+              </w:tc>
+              <w:tc>
+                <w:tcPr>
+                  <w:tcW w:type="dxa" w:w="5000"/>
+                  <w:tcBorders>
+                    <w:top w:val="single" w:color="CBD5E1" w:sz="4"/>
+                    <w:left w:val="single" w:color="CBD5E1" w:sz="4"/>
+                    <w:bottom w:val="single" w:color="CBD5E1" w:sz="4"/>
+                    <w:right w:val="single" w:color="CBD5E1" w:sz="4"/>
+                  </w:tcBorders>
+                  <w:shd w:fill="0F3460" w:val="clear"/>
+                  <w:tcMar>
+                    <w:top w:type="dxa" w:w="80"/>
+                    <w:left w:type="dxa" w:w="120"/>
+                    <w:bottom w:type="dxa" w:w="80"/>
+                    <w:right w:type="dxa" w:w="120"/>
+                  </w:tcMar>
+                </w:tcPr>
+                <w:p>
+                  <w:pPr>
+                    <w:spacing w:after="0" w:before="0" w:line="260"/>
+                  </w:pPr>
+                  <w:r>
+                    <w:rPr>
+                      <w:rFonts w:ascii="Calibri" w:cs="Calibri" w:eastAsia="Calibri" w:hAnsi="Calibri"/>
+                      <w:b/>
+                      <w:bCs/>
+                      <w:color w:val="FFFFFF"/>
+                      <w:sz w:val="19"/>
+                      <w:szCs w:val="19"/>
+                    </w:rPr>
+                    <w:t xml:space="preserve">Connector</w:t>
+                  </w:r>
+                </w:p>
+              </w:tc>
+            </w:tr>
+            <w:tr>
+              <w:tc>
+                <w:tcPr>
+                  <w:tcW w:type="dxa" w:w="4400"/>
+                  <w:tcBorders>
+                    <w:top w:val="single" w:color="CBD5E1" w:sz="4"/>
+                    <w:left w:val="single" w:color="CBD5E1" w:sz="4"/>
+                    <w:bottom w:val="single" w:color="CBD5E1" w:sz="4"/>
+                    <w:right w:val="single" w:color="CBD5E1" w:sz="4"/>
+                  </w:tcBorders>
+                  <w:tcMar>
+                    <w:top w:type="dxa" w:w="80"/>
+                    <w:left w:type="dxa" w:w="120"/>
+                    <w:bottom w:type="dxa" w:w="80"/>
+                    <w:right w:type="dxa" w:w="120"/>
+                  </w:tcMar>
+                </w:tcPr>
+                <w:p>
+                  <w:pPr>
+                    <w:spacing w:after="0" w:before="0" w:line="260"/>
+                  </w:pPr>
+                  <w:r>
+                    <w:rPr>
+                      <w:rFonts w:ascii="Calibri" w:cs="Calibri" w:eastAsia="Calibri" w:hAnsi="Calibri"/>
+                      <w:b w:val="false"/>
+                      <w:bCs w:val="false"/>
+                      <w:color w:val="0F172A"/>
+                      <w:sz w:val="19"/>
+                      <w:szCs w:val="19"/>
+                    </w:rPr>
+                    <w:t xml:space="preserve">Production query against the canonical corpus</w:t>
+                  </w:r>
+                </w:p>
+              </w:tc>
+              <w:tc>
+                <w:tcPr>
+                  <w:tcW w:type="dxa" w:w="5000"/>
+                  <w:tcBorders>
+                    <w:top w:val="single" w:color="CBD5E1" w:sz="4"/>
+                    <w:left w:val="single" w:color="CBD5E1" w:sz="4"/>
+                    <w:bottom w:val="single" w:color="CBD5E1" w:sz="4"/>
+                    <w:right w:val="single" w:color="CBD5E1" w:sz="4"/>
+                  </w:tcBorders>
+                  <w:tcMar>
+                    <w:top w:type="dxa" w:w="80"/>
+                    <w:left w:type="dxa" w:w="120"/>
+                    <w:bottom w:type="dxa" w:w="80"/>
+                    <w:right w:type="dxa" w:w="120"/>
+                  </w:tcMar>
+                </w:tcPr>
+                <w:p>
+                  <w:pPr>
+                    <w:spacing w:after="0" w:before="0" w:line="260"/>
+                  </w:pPr>
+                  <w:r>
+                    <w:rPr>
+                      <w:rFonts w:ascii="Calibri" w:cs="Calibri" w:eastAsia="Calibri" w:hAnsi="Calibri"/>
+                      <w:b w:val="false"/>
+                      <w:bCs w:val="false"/>
+                      <w:color w:val="0F172A"/>
+                      <w:sz w:val="19"/>
+                      <w:szCs w:val="19"/>
+                    </w:rPr>
+                    <w:t xml:space="preserve">informationphysics (cloud)</w:t>
+                  </w:r>
+                </w:p>
+              </w:tc>
+            </w:tr>
+            <w:tr>
+              <w:tc>
+                <w:tcPr>
+                  <w:tcW w:type="dxa" w:w="4400"/>
+                  <w:tcBorders>
+                    <w:top w:val="single" w:color="CBD5E1" w:sz="4"/>
+                    <w:left w:val="single" w:color="CBD5E1" w:sz="4"/>
+                    <w:bottom w:val="single" w:color="CBD5E1" w:sz="4"/>
+                    <w:right w:val="single" w:color="CBD5E1" w:sz="4"/>
+                  </w:tcBorders>
+                  <w:shd w:fill="F1F5F9" w:val="clear"/>
+                  <w:tcMar>
+                    <w:top w:type="dxa" w:w="80"/>
+                    <w:left w:type="dxa" w:w="120"/>
+                    <w:bottom w:type="dxa" w:w="80"/>
+                    <w:right w:type="dxa" w:w="120"/>
+                  </w:tcMar>
+                </w:tcPr>
+                <w:p>
+                  <w:pPr>
+                    <w:spacing w:after="0" w:before="0" w:line="260"/>
+                  </w:pPr>
+                  <w:r>
+                    <w:rPr>
+                      <w:rFonts w:ascii="Calibri" w:cs="Calibri" w:eastAsia="Calibri" w:hAnsi="Calibri"/>
+                      <w:b w:val="false"/>
+                      <w:bCs w:val="false"/>
+                      <w:color w:val="0F172A"/>
+                      <w:sz w:val="19"/>
+                      <w:szCs w:val="19"/>
+                    </w:rPr>
+                    <w:t xml:space="preserve">Offline / on-the-plane / air-gapped query</w:t>
+                  </w:r>
+                </w:p>
+              </w:tc>
+              <w:tc>
+                <w:tcPr>
+                  <w:tcW w:type="dxa" w:w="5000"/>
+                  <w:tcBorders>
+                    <w:top w:val="single" w:color="CBD5E1" w:sz="4"/>
+                    <w:left w:val="single" w:color="CBD5E1" w:sz="4"/>
+                    <w:bottom w:val="single" w:color="CBD5E1" w:sz="4"/>
+                    <w:right w:val="single" w:color="CBD5E1" w:sz="4"/>
+                  </w:tcBorders>
+                  <w:shd w:fill="F1F5F9" w:val="clear"/>
+                  <w:tcMar>
+                    <w:top w:type="dxa" w:w="80"/>
+                    <w:left w:type="dxa" w:w="120"/>
+                    <w:bottom w:type="dxa" w:w="80"/>
+                    <w:right w:type="dxa" w:w="120"/>
+                  </w:tcMar>
+                </w:tcPr>
+                <w:p>
+                  <w:pPr>
+                    <w:spacing w:after="0" w:before="0" w:line="260"/>
+                  </w:pPr>
+                  <w:r>
+                    <w:rPr>
+                      <w:rFonts w:ascii="Calibri" w:cs="Calibri" w:eastAsia="Calibri" w:hAnsi="Calibri"/>
+                      <w:b w:val="false"/>
+                      <w:bCs w:val="false"/>
+                      <w:color w:val="0F172A"/>
+                      <w:sz w:val="19"/>
+                      <w:szCs w:val="19"/>
+                    </w:rPr>
+                    <w:t xml:space="preserve">informationphysics-local</w:t>
+                  </w:r>
+                </w:p>
+              </w:tc>
+            </w:tr>
+            <w:tr>
+              <w:tc>
+                <w:tcPr>
+                  <w:tcW w:type="dxa" w:w="4400"/>
+                  <w:tcBorders>
+                    <w:top w:val="single" w:color="CBD5E1" w:sz="4"/>
+                    <w:left w:val="single" w:color="CBD5E1" w:sz="4"/>
+                    <w:bottom w:val="single" w:color="CBD5E1" w:sz="4"/>
+                    <w:right w:val="single" w:color="CBD5E1" w:sz="4"/>
+                  </w:tcBorders>
+                  <w:tcMar>
+                    <w:top w:type="dxa" w:w="80"/>
+                    <w:left w:type="dxa" w:w="120"/>
+                    <w:bottom w:type="dxa" w:w="80"/>
+                    <w:right w:type="dxa" w:w="120"/>
+                  </w:tcMar>
+                </w:tcPr>
+                <w:p>
+                  <w:pPr>
+                    <w:spacing w:after="0" w:before="0" w:line="260"/>
+                  </w:pPr>
+                  <w:r>
+                    <w:rPr>
+                      <w:rFonts w:ascii="Calibri" w:cs="Calibri" w:eastAsia="Calibri" w:hAnsi="Calibri"/>
+                      <w:b w:val="false"/>
+                      <w:bCs w:val="false"/>
+                      <w:color w:val="0F172A"/>
+                      <w:sz w:val="19"/>
+                      <w:szCs w:val="19"/>
+                    </w:rPr>
+                    <w:t xml:space="preserve">Pre-demo dry-run on a sandbox corpus</w:t>
+                  </w:r>
+                </w:p>
+              </w:tc>
+              <w:tc>
+                <w:tcPr>
+                  <w:tcW w:type="dxa" w:w="5000"/>
+                  <w:tcBorders>
+                    <w:top w:val="single" w:color="CBD5E1" w:sz="4"/>
+                    <w:left w:val="single" w:color="CBD5E1" w:sz="4"/>
+                    <w:bottom w:val="single" w:color="CBD5E1" w:sz="4"/>
+                    <w:right w:val="single" w:color="CBD5E1" w:sz="4"/>
+                  </w:tcBorders>
+                  <w:tcMar>
+                    <w:top w:type="dxa" w:w="80"/>
+                    <w:left w:type="dxa" w:w="120"/>
+                    <w:bottom w:type="dxa" w:w="80"/>
+                    <w:right w:type="dxa" w:w="120"/>
+                  </w:tcMar>
+                </w:tcPr>
+                <w:p>
+                  <w:pPr>
+                    <w:spacing w:after="0" w:before="0" w:line="260"/>
+                  </w:pPr>
+                  <w:r>
+                    <w:rPr>
+                      <w:rFonts w:ascii="Calibri" w:cs="Calibri" w:eastAsia="Calibri" w:hAnsi="Calibri"/>
+                      <w:b w:val="false"/>
+                      <w:bCs w:val="false"/>
+                      <w:color w:val="0F172A"/>
+                      <w:sz w:val="19"/>
+                      <w:szCs w:val="19"/>
+                    </w:rPr>
+                    <w:t xml:space="preserve">informationphysics-local</w:t>
+                  </w:r>
+                </w:p>
+              </w:tc>
+            </w:tr>
+            <w:tr>
+              <w:tc>
+                <w:tcPr>
+                  <w:tcW w:type="dxa" w:w="4400"/>
+                  <w:tcBorders>
+                    <w:top w:val="single" w:color="CBD5E1" w:sz="4"/>
+                    <w:left w:val="single" w:color="CBD5E1" w:sz="4"/>
+                    <w:bottom w:val="single" w:color="CBD5E1" w:sz="4"/>
+                    <w:right w:val="single" w:color="CBD5E1" w:sz="4"/>
+                  </w:tcBorders>
+                  <w:shd w:fill="F1F5F9" w:val="clear"/>
+                  <w:tcMar>
+                    <w:top w:type="dxa" w:w="80"/>
+                    <w:left w:type="dxa" w:w="120"/>
+                    <w:bottom w:type="dxa" w:w="80"/>
+                    <w:right w:type="dxa" w:w="120"/>
+                  </w:tcMar>
+                </w:tcPr>
+                <w:p>
+                  <w:pPr>
+                    <w:spacing w:after="0" w:before="0" w:line="260"/>
+                  </w:pPr>
+                  <w:r>
+                    <w:rPr>
+                      <w:rFonts w:ascii="Calibri" w:cs="Calibri" w:eastAsia="Calibri" w:hAnsi="Calibri"/>
+                      <w:b w:val="false"/>
+                      <w:bCs w:val="false"/>
+                      <w:color w:val="0F172A"/>
+                      <w:sz w:val="19"/>
+                      <w:szCs w:val="19"/>
+                    </w:rPr>
+                    <w:t xml:space="preserve">Customer data that must stay on the Mac</w:t>
+                  </w:r>
+                </w:p>
+              </w:tc>
+              <w:tc>
+                <w:tcPr>
+                  <w:tcW w:type="dxa" w:w="5000"/>
+                  <w:tcBorders>
+                    <w:top w:val="single" w:color="CBD5E1" w:sz="4"/>
+                    <w:left w:val="single" w:color="CBD5E1" w:sz="4"/>
+                    <w:bottom w:val="single" w:color="CBD5E1" w:sz="4"/>
+                    <w:right w:val="single" w:color="CBD5E1" w:sz="4"/>
+                  </w:tcBorders>
+                  <w:shd w:fill="F1F5F9" w:val="clear"/>
+                  <w:tcMar>
+                    <w:top w:type="dxa" w:w="80"/>
+                    <w:left w:type="dxa" w:w="120"/>
+                    <w:bottom w:type="dxa" w:w="80"/>
+                    <w:right w:type="dxa" w:w="120"/>
+                  </w:tcMar>
+                </w:tcPr>
+                <w:p>
+                  <w:pPr>
+                    <w:spacing w:after="0" w:before="0" w:line="260"/>
+                  </w:pPr>
+                  <w:r>
+                    <w:rPr>
+                      <w:rFonts w:ascii="Calibri" w:cs="Calibri" w:eastAsia="Calibri" w:hAnsi="Calibri"/>
+                      <w:b w:val="false"/>
+                      <w:bCs w:val="false"/>
+                      <w:color w:val="0F172A"/>
+                      <w:sz w:val="19"/>
+                      <w:szCs w:val="19"/>
+                    </w:rPr>
+                    <w:t xml:space="preserve">informationphysics-local</w:t>
+                  </w:r>
+                </w:p>
+              </w:tc>
+            </w:tr>
+            <w:tr>
+              <w:tc>
+                <w:tcPr>
+                  <w:tcW w:type="dxa" w:w="4400"/>
+                  <w:tcBorders>
+                    <w:top w:val="single" w:color="CBD5E1" w:sz="4"/>
+                    <w:left w:val="single" w:color="CBD5E1" w:sz="4"/>
+                    <w:bottom w:val="single" w:color="CBD5E1" w:sz="4"/>
+                    <w:right w:val="single" w:color="CBD5E1" w:sz="4"/>
+                  </w:tcBorders>
+                  <w:tcMar>
+                    <w:top w:type="dxa" w:w="80"/>
+                    <w:left w:type="dxa" w:w="120"/>
+                    <w:bottom w:type="dxa" w:w="80"/>
+                    <w:right w:type="dxa" w:w="120"/>
+                  </w:tcMar>
+                </w:tcPr>
+                <w:p>
+                  <w:pPr>
+                    <w:spacing w:after="0" w:before="0" w:line="260"/>
+                  </w:pPr>
+                  <w:r>
+                    <w:rPr>
+                      <w:rFonts w:ascii="Calibri" w:cs="Calibri" w:eastAsia="Calibri" w:hAnsi="Calibri"/>
+                      <w:b w:val="false"/>
+                      <w:bCs w:val="false"/>
+                      <w:color w:val="0F172A"/>
+                      <w:sz w:val="19"/>
+                      <w:szCs w:val="19"/>
+                    </w:rPr>
+                    <w:t xml:space="preserve">Multi-tenant SaaS verification</w:t>
+                  </w:r>
+                </w:p>
+              </w:tc>
+              <w:tc>
+                <w:tcPr>
+                  <w:tcW w:type="dxa" w:w="5000"/>
+                  <w:tcBorders>
+                    <w:top w:val="single" w:color="CBD5E1" w:sz="4"/>
+                    <w:left w:val="single" w:color="CBD5E1" w:sz="4"/>
+                    <w:bottom w:val="single" w:color="CBD5E1" w:sz="4"/>
+                    <w:right w:val="single" w:color="CBD5E1" w:sz="4"/>
+                  </w:tcBorders>
+                  <w:tcMar>
+                    <w:top w:type="dxa" w:w="80"/>
+                    <w:left w:type="dxa" w:w="120"/>
+                    <w:bottom w:type="dxa" w:w="80"/>
+                    <w:right w:type="dxa" w:w="120"/>
+                  </w:tcMar>
+                </w:tcPr>
+                <w:p>
+                  <w:pPr>
+                    <w:spacing w:after="0" w:before="0" w:line="260"/>
+                  </w:pPr>
+                  <w:r>
+                    <w:rPr>
+                      <w:rFonts w:ascii="Calibri" w:cs="Calibri" w:eastAsia="Calibri" w:hAnsi="Calibri"/>
+                      <w:b w:val="false"/>
+                      <w:bCs w:val="false"/>
+                      <w:color w:val="0F172A"/>
+                      <w:sz w:val="19"/>
+                      <w:szCs w:val="19"/>
+                    </w:rPr>
+                    <w:t xml:space="preserve">informationphysics-tenantB / -tenantC / etc.</w:t>
+                  </w:r>
+                </w:p>
+              </w:tc>
+            </w:tr>
+            <w:tr>
+              <w:tc>
+                <w:tcPr>
+                  <w:tcW w:type="dxa" w:w="4400"/>
+                  <w:tcBorders>
+                    <w:top w:val="single" w:color="CBD5E1" w:sz="4"/>
+                    <w:left w:val="single" w:color="CBD5E1" w:sz="4"/>
+                    <w:bottom w:val="single" w:color="CBD5E1" w:sz="4"/>
+                    <w:right w:val="single" w:color="CBD5E1" w:sz="4"/>
+                  </w:tcBorders>
+                  <w:shd w:fill="F1F5F9" w:val="clear"/>
+                  <w:tcMar>
+                    <w:top w:type="dxa" w:w="80"/>
+                    <w:left w:type="dxa" w:w="120"/>
+                    <w:bottom w:type="dxa" w:w="80"/>
+                    <w:right w:type="dxa" w:w="120"/>
+                  </w:tcMar>
+                </w:tcPr>
+                <w:p>
+                  <w:pPr>
+                    <w:spacing w:after="0" w:before="0" w:line="260"/>
+                  </w:pPr>
+                  <w:r>
+                    <w:rPr>
+                      <w:rFonts w:ascii="Calibri" w:cs="Calibri" w:eastAsia="Calibri" w:hAnsi="Calibri"/>
+                      <w:b w:val="false"/>
+                      <w:bCs w:val="false"/>
+                      <w:color w:val="0F172A"/>
+                      <w:sz w:val="19"/>
+                      <w:szCs w:val="19"/>
+                    </w:rPr>
+                    <w:t xml:space="preserve">Comparing local-DMG behavior against cloud</w:t>
+                  </w:r>
+                </w:p>
+              </w:tc>
+              <w:tc>
+                <w:tcPr>
+                  <w:tcW w:type="dxa" w:w="5000"/>
+                  <w:tcBorders>
+                    <w:top w:val="single" w:color="CBD5E1" w:sz="4"/>
+                    <w:left w:val="single" w:color="CBD5E1" w:sz="4"/>
+                    <w:bottom w:val="single" w:color="CBD5E1" w:sz="4"/>
+                    <w:right w:val="single" w:color="CBD5E1" w:sz="4"/>
+                  </w:tcBorders>
+                  <w:shd w:fill="F1F5F9" w:val="clear"/>
+                  <w:tcMar>
+                    <w:top w:type="dxa" w:w="80"/>
+                    <w:left w:type="dxa" w:w="120"/>
+                    <w:bottom w:type="dxa" w:w="80"/>
+                    <w:right w:type="dxa" w:w="120"/>
+                  </w:tcMar>
+                </w:tcPr>
+                <w:p>
+                  <w:pPr>
+                    <w:spacing w:after="0" w:before="0" w:line="260"/>
+                  </w:pPr>
+                  <w:r>
+                    <w:rPr>
+                      <w:rFonts w:ascii="Calibri" w:cs="Calibri" w:eastAsia="Calibri" w:hAnsi="Calibri"/>
+                      <w:b w:val="false"/>
+                      <w:bCs w:val="false"/>
+                      <w:color w:val="0F172A"/>
+                      <w:sz w:val="19"/>
+                      <w:szCs w:val="19"/>
+                    </w:rPr>
+                    <w:t xml:space="preserve">Both — run the same query through each, diff the metadata</w:t>
+                  </w:r>
+                </w:p>
+              </w:tc>
+            </w:tr>
+            <w:tr>
+              <w:tc>
+                <w:tcPr>
+                  <w:tcW w:type="dxa" w:w="4400"/>
+                  <w:tcBorders>
+                    <w:top w:val="single" w:color="CBD5E1" w:sz="4"/>
+                    <w:left w:val="single" w:color="CBD5E1" w:sz="4"/>
+                    <w:bottom w:val="single" w:color="CBD5E1" w:sz="4"/>
+                    <w:right w:val="single" w:color="CBD5E1" w:sz="4"/>
+                  </w:tcBorders>
+                  <w:tcMar>
+                    <w:top w:type="dxa" w:w="80"/>
+                    <w:left w:type="dxa" w:w="120"/>
+                    <w:bottom w:type="dxa" w:w="80"/>
+                    <w:right w:type="dxa" w:w="120"/>
+                  </w:tcMar>
+                </w:tcPr>
+                <w:p>
+                  <w:pPr>
+                    <w:spacing w:after="0" w:before="0" w:line="260"/>
+                  </w:pPr>
+                  <w:r>
+                    <w:rPr>
+                      <w:rFonts w:ascii="Calibri" w:cs="Calibri" w:eastAsia="Calibri" w:hAnsi="Calibri"/>
+                      <w:b w:val="false"/>
+                      <w:bCs w:val="false"/>
+                      <w:color w:val="0F172A"/>
+                      <w:sz w:val="19"/>
+                      <w:szCs w:val="19"/>
+                    </w:rPr>
+                    <w:t xml:space="preserve">Diagnosing a stale cloud cache</w:t>
+                  </w:r>
+                </w:p>
+              </w:tc>
+              <w:tc>
+                <w:tcPr>
+                  <w:tcW w:type="dxa" w:w="5000"/>
+                  <w:tcBorders>
+                    <w:top w:val="single" w:color="CBD5E1" w:sz="4"/>
+                    <w:left w:val="single" w:color="CBD5E1" w:sz="4"/>
+                    <w:bottom w:val="single" w:color="CBD5E1" w:sz="4"/>
+                    <w:right w:val="single" w:color="CBD5E1" w:sz="4"/>
+                  </w:tcBorders>
+                  <w:tcMar>
+                    <w:top w:type="dxa" w:w="80"/>
+                    <w:left w:type="dxa" w:w="120"/>
+                    <w:bottom w:type="dxa" w:w="80"/>
+                    <w:right w:type="dxa" w:w="120"/>
+                  </w:tcMar>
+                </w:tcPr>
+                <w:p>
+                  <w:pPr>
+                    <w:spacing w:after="0" w:before="0" w:line="260"/>
+                  </w:pPr>
+                  <w:r>
+                    <w:rPr>
+                      <w:rFonts w:ascii="Calibri" w:cs="Calibri" w:eastAsia="Calibri" w:hAnsi="Calibri"/>
+                      <w:b w:val="false"/>
+                      <w:bCs w:val="false"/>
+                      <w:color w:val="0F172A"/>
+                      <w:sz w:val="19"/>
+                      <w:szCs w:val="19"/>
+                    </w:rPr>
+                    <w:t xml:space="preserve">informationphysics-local (clean state) vs. informationphysics (production)</w:t>
+                  </w:r>
+                </w:p>
+              </w:tc>
+            </w:tr>
+          </w:tbl>
+          <w:p/>
+        </w:tc>
+      </w:tr>
+    </w:tbl>
+    <w:tbl>
+      <w:tblPr>
+        <w:tblW w:type="dxa" w:w="9600"/>
+        <w:tblBorders>
+          <w:top w:val="single" w:color="auto" w:sz="4"/>
+          <w:left w:val="single" w:color="auto" w:sz="4"/>
+          <w:bottom w:val="single" w:color="auto" w:sz="4"/>
+          <w:right w:val="single" w:color="auto" w:sz="4"/>
+          <w:insideH w:val="single" w:color="auto" w:sz="4"/>
+          <w:insideV w:val="single" w:color="auto" w:sz="4"/>
+        </w:tblBorders>
+      </w:tblPr>
+      <w:tblGrid>
+        <w:gridCol w:w="9600"/>
+      </w:tblGrid>
+      <w:tr>
+        <w:tc>
+          <w:tcPr>
+            <w:tcW w:type="dxa" w:w="9600"/>
+            <w:tcBorders>
+              <w:top w:val="nil" w:color="FFFFFF" w:sz="1"/>
+              <w:left w:val="single" w:color="FB7185" w:sz="18"/>
+              <w:bottom w:val="nil" w:color="FFFFFF" w:sz="1"/>
+              <w:right w:val="nil" w:color="FFFFFF" w:sz="1"/>
+            </w:tcBorders>
+            <w:tcMar>
+              <w:top w:type="dxa" w:w="80"/>
+              <w:left w:type="dxa" w:w="240"/>
+              <w:bottom w:type="dxa" w:w="120"/>
+              <w:right w:type="dxa" w:w="100"/>
+            </w:tcMar>
+          </w:tcPr>
+          <w:p>
+            <w:pPr>
+              <w:spacing w:after="80" w:before="0" w:line="280"/>
+            </w:pPr>
+            <w:r>
+              <w:rPr>
+                <w:rFonts w:ascii="Calibri" w:cs="Calibri" w:eastAsia="Calibri" w:hAnsi="Calibri"/>
+                <w:b/>
+                <w:bCs/>
+                <w:color w:val="0F172A"/>
+                <w:sz w:val="22"/>
+                <w:szCs w:val="22"/>
+              </w:rPr>
+              <w:t xml:space="preserve">7.6  Failure modes specific to the multi-server pattern</w:t>
+            </w:r>
+          </w:p>
+          <w:p>
+            <w:pPr>
+              <w:spacing w:after="40" w:before="40" w:line="280"/>
+              <w:ind w:left="720" w:hanging="360"/>
+            </w:pPr>
+            <w:r>
+              <w:rPr>
+                <w:rFonts w:ascii="Calibri" w:cs="Calibri" w:eastAsia="Calibri" w:hAnsi="Calibri"/>
+                <w:color w:val="0F172A"/>
+                <w:sz w:val="21"/>
+                <w:szCs w:val="21"/>
+              </w:rPr>
+              <w:t xml:space="preserve">•   Connector doesn't appear after restart → check log: tail -50 ~/Library/Logs/Claude/mcp-server-informationphysics-local.log. Each MCP server gets its own log file; the file basename matches the mcpServers key.</w:t>
+            </w:r>
+          </w:p>
+          <w:p>
+            <w:pPr>
+              <w:spacing w:after="40" w:before="40" w:line="280"/>
+              <w:ind w:left="720" w:hanging="360"/>
+            </w:pPr>
+            <w:r>
+              <w:rPr>
+                <w:rFonts w:ascii="Calibri" w:cs="Calibri" w:eastAsia="Calibri" w:hAnsi="Calibri"/>
+                <w:color w:val="0F172A"/>
+                <w:sz w:val="21"/>
+                <w:szCs w:val="21"/>
+              </w:rPr>
+              <w:t xml:space="preserve">•   informationphysics-local hangs → the Electron app is not running. The local MCP requires the Electron app to be open because that is what serves 127.0.0.1:9080.</w:t>
+            </w:r>
+          </w:p>
+          <w:p>
+            <w:pPr>
+              <w:spacing w:after="40" w:before="40" w:line="280"/>
+              <w:ind w:left="720" w:hanging="360"/>
+            </w:pPr>
+            <w:r>
+              <w:rPr>
+                <w:rFonts w:ascii="Calibri" w:cs="Calibri" w:eastAsia="Calibri" w:hAnsi="Calibri"/>
+                <w:color w:val="0F172A"/>
+                <w:sz w:val="21"/>
+                <w:szCs w:val="21"/>
+              </w:rPr>
+              <w:t xml:space="preserve">•   informationphysics-local returns connection refused → the Electron app started on a non-default port (Electron will auto-shift if 9080 is taken). Check ~/Library/Application Support/information-physics-demo-system/logs/app.log for the current Backend port and update IP_API_URL.</w:t>
+            </w:r>
+          </w:p>
+          <w:p>
+            <w:pPr>
+              <w:spacing w:after="40" w:before="40" w:line="280"/>
+              <w:ind w:left="720" w:hanging="360"/>
+            </w:pPr>
+            <w:r>
+              <w:rPr>
+                <w:rFonts w:ascii="Calibri" w:cs="Calibri" w:eastAsia="Calibri" w:hAnsi="Calibri"/>
+                <w:color w:val="0F172A"/>
+                <w:sz w:val="21"/>
+                <w:szCs w:val="21"/>
+              </w:rPr>
+              <w:t xml:space="preserve">•   Both connectors return data but the numbers disagree → expected behavior. Local and cloud are independent Postgres instances; they have separate corpora unless the operator explicitly syncs them via dump-and-restore.</w:t>
+            </w:r>
+          </w:p>
+          <w:p>
+            <w:pPr>
+              <w:spacing w:after="40" w:before="40" w:line="280"/>
+              <w:ind w:left="720" w:hanging="360"/>
+            </w:pPr>
+            <w:r>
+              <w:rPr>
+                <w:rFonts w:ascii="Calibri" w:cs="Calibri" w:eastAsia="Calibri" w:hAnsi="Calibri"/>
+                <w:color w:val="0F172A"/>
+                <w:sz w:val="21"/>
+                <w:szCs w:val="21"/>
+              </w:rPr>
+              <w:t xml:space="preserve">•   informationphysics-tenantB returns empty results → the tenant ID does not match a real tenant in the cloud Postgres. RLS silently filters to zero rows on tenant mismatch (per §4.13).</w:t>
+            </w:r>
+          </w:p>
+        </w:tc>
+      </w:tr>
+    </w:tbl>
+    <w:p>
+      <w:pPr>
+        <w:pStyle w:val="Heading1"/>
+        <w:pBdr>
+          <w:bottom w:val="single" w:color="1F3864" w:sz="6" w:space="4"/>
+        </w:pBdr>
+        <w:spacing w:after="160" w:before="360" w:line="320"/>
+      </w:pPr>
+      <w:r>
+        <w:rPr>
+          <w:rFonts w:ascii="Calibri" w:cs="Calibri" w:eastAsia="Calibri" w:hAnsi="Calibri"/>
+          <w:b/>
+          <w:bCs/>
+          <w:color w:val="1F3864"/>
+          <w:sz w:val="28"/>
+          <w:szCs w:val="28"/>
+        </w:rPr>
+        <w:t xml:space="preserve">8.  Quick Reference</w:t>
       </w:r>
     </w:p>
     <w:tbl>
